--- a/tahoho/example/project-memory/決議追蹤日誌.docx
+++ b/tahoho/example/project-memory/決議追蹤日誌.docx
@@ -71,7 +71,7 @@
         <w:rPr>
           <w:rFonts w:ascii="Microsoft JhengHei" w:cs="Microsoft JhengHei" w:eastAsia="Microsoft JhengHei" w:hAnsi="Microsoft JhengHei"/>
         </w:rPr>
-        <w:t xml:space="preserve">對應提案請查《提案單追蹤表.md》；核決權限與比價等規範依據請查《採購與簽核規範.md》。</w:t>
+        <w:t xml:space="preserve">對應提案請查《提案單追蹤表》；核決權限與比價等規範依據請查《採購與簽核規範》。</w:t>
       </w:r>
     </w:p>
     <w:p>
